--- a/docassemble/privacydocgenerator/data/templates/gap_analysis_memo.docx
+++ b/docassemble/privacydocgenerator/data/templates/gap_analysis_memo.docx
@@ -157,6 +157,8 @@
         <w:gridCol w:w="1800"/>
         <w:gridCol w:w="1800"/>
         <w:gridCol w:w="1360"/>
+        <w:gridCol w:w="2160"/>
+        <w:gridCol w:w="2160"/>
       </w:tblGrid>
       <w:tr>
         <w:trPr>
@@ -324,6 +326,26 @@
             </w:r>
           </w:p>
         </w:tc>
+        <w:tc>
+          <w:tcPr>
+            <w:tcW w:type="dxa" w:w="2160"/>
+          </w:tcPr>
+          <w:p>
+            <w:r>
+              <w:t>Policy Section</w:t>
+            </w:r>
+          </w:p>
+        </w:tc>
+        <w:tc>
+          <w:tcPr>
+            <w:tcW w:type="dxa" w:w="2160"/>
+          </w:tcPr>
+          <w:p>
+            <w:r>
+              <w:t>Why It Matters</w:t>
+            </w:r>
+          </w:p>
+        </w:tc>
       </w:tr>
       <w:tr>
         <w:tc>
@@ -484,6 +506,26 @@
             </w:r>
           </w:p>
         </w:tc>
+        <w:tc>
+          <w:tcPr>
+            <w:tcW w:type="dxa" w:w="2160"/>
+          </w:tcPr>
+          <w:p>
+            <w:r>
+              <w:t>{{ f['policy_section'] }}</w:t>
+            </w:r>
+          </w:p>
+        </w:tc>
+        <w:tc>
+          <w:tcPr>
+            <w:tcW w:type="dxa" w:w="2160"/>
+          </w:tcPr>
+          <w:p>
+            <w:r>
+              <w:t>{{ f['why_it_matters'] }}</w:t>
+            </w:r>
+          </w:p>
+        </w:tc>
       </w:tr>
       <w:tr>
         <w:tc>
@@ -642,6 +684,22 @@
               </w:rPr>
               <w:t xml:space="preserve"/>
             </w:r>
+          </w:p>
+        </w:tc>
+        <w:tc>
+          <w:tcPr>
+            <w:tcW w:type="dxa" w:w="2160"/>
+          </w:tcPr>
+          <w:p>
+            <w:r/>
+          </w:p>
+        </w:tc>
+        <w:tc>
+          <w:tcPr>
+            <w:tcW w:type="dxa" w:w="2160"/>
+          </w:tcPr>
+          <w:p>
+            <w:r/>
           </w:p>
         </w:tc>
       </w:tr>

--- a/docassemble/privacydocgenerator/data/templates/gap_analysis_memo.docx
+++ b/docassemble/privacydocgenerator/data/templates/gap_analysis_memo.docx
@@ -366,13 +366,313 @@
           </w:tcPr>
           <w:p>
             <w:r>
+              <w:t>{%tr for f in matters[i].gap_analysis['all'] %}</w:t>
+            </w:r>
+          </w:p>
+        </w:tc>
+        <w:tc>
+          <w:tcPr>
+            <w:tcW w:type="dxa" w:w="2400"/>
+            <w:tcBorders>
+              <w:top w:val="single" w:color="CCCCCC" w:sz="1"/>
+              <w:left w:val="single" w:color="CCCCCC" w:sz="1"/>
+              <w:bottom w:val="single" w:color="CCCCCC" w:sz="1"/>
+              <w:right w:val="single" w:color="CCCCCC" w:sz="1"/>
+            </w:tcBorders>
+            <w:tcMar>
+              <w:top w:type="dxa" w:w="80"/>
+              <w:left w:type="dxa" w:w="120"/>
+              <w:bottom w:type="dxa" w:w="80"/>
+              <w:right w:type="dxa" w:w="120"/>
+            </w:tcMar>
+          </w:tcPr>
+          <w:p/>
+        </w:tc>
+        <w:tc>
+          <w:tcPr>
+            <w:tcW w:type="dxa" w:w="1500"/>
+            <w:tcBorders>
+              <w:top w:val="single" w:color="CCCCCC" w:sz="1"/>
+              <w:left w:val="single" w:color="CCCCCC" w:sz="1"/>
+              <w:bottom w:val="single" w:color="CCCCCC" w:sz="1"/>
+              <w:right w:val="single" w:color="CCCCCC" w:sz="1"/>
+            </w:tcBorders>
+            <w:tcMar>
+              <w:top w:type="dxa" w:w="80"/>
+              <w:left w:type="dxa" w:w="120"/>
+              <w:bottom w:type="dxa" w:w="80"/>
+              <w:right w:type="dxa" w:w="120"/>
+            </w:tcMar>
+          </w:tcPr>
+          <w:p/>
+        </w:tc>
+        <w:tc>
+          <w:tcPr>
+            <w:tcW w:type="dxa" w:w="1800"/>
+            <w:tcBorders>
+              <w:top w:val="single" w:color="CCCCCC" w:sz="1"/>
+              <w:left w:val="single" w:color="CCCCCC" w:sz="1"/>
+              <w:bottom w:val="single" w:color="CCCCCC" w:sz="1"/>
+              <w:right w:val="single" w:color="CCCCCC" w:sz="1"/>
+            </w:tcBorders>
+            <w:tcMar>
+              <w:top w:type="dxa" w:w="80"/>
+              <w:left w:type="dxa" w:w="120"/>
+              <w:bottom w:type="dxa" w:w="80"/>
+              <w:right w:type="dxa" w:w="120"/>
+            </w:tcMar>
+          </w:tcPr>
+          <w:p/>
+        </w:tc>
+        <w:tc>
+          <w:tcPr>
+            <w:tcW w:type="dxa" w:w="1800"/>
+            <w:tcBorders>
+              <w:top w:val="single" w:color="CCCCCC" w:sz="1"/>
+              <w:left w:val="single" w:color="CCCCCC" w:sz="1"/>
+              <w:bottom w:val="single" w:color="CCCCCC" w:sz="1"/>
+              <w:right w:val="single" w:color="CCCCCC" w:sz="1"/>
+            </w:tcBorders>
+            <w:tcMar>
+              <w:top w:type="dxa" w:w="80"/>
+              <w:left w:type="dxa" w:w="120"/>
+              <w:bottom w:type="dxa" w:w="80"/>
+              <w:right w:type="dxa" w:w="120"/>
+            </w:tcMar>
+          </w:tcPr>
+          <w:p/>
+        </w:tc>
+        <w:tc>
+          <w:tcPr>
+            <w:tcW w:type="dxa" w:w="1360"/>
+            <w:tcBorders>
+              <w:top w:val="single" w:color="CCCCCC" w:sz="1"/>
+              <w:left w:val="single" w:color="CCCCCC" w:sz="1"/>
+              <w:bottom w:val="single" w:color="CCCCCC" w:sz="1"/>
+              <w:right w:val="single" w:color="CCCCCC" w:sz="1"/>
+            </w:tcBorders>
+            <w:tcMar>
+              <w:top w:type="dxa" w:w="80"/>
+              <w:left w:type="dxa" w:w="120"/>
+              <w:bottom w:type="dxa" w:w="80"/>
+              <w:right w:type="dxa" w:w="120"/>
+            </w:tcMar>
+          </w:tcPr>
+          <w:p/>
+        </w:tc>
+        <w:tc>
+          <w:tcPr>
+            <w:tcW w:type="dxa" w:w="2160"/>
+          </w:tcPr>
+          <w:p/>
+        </w:tc>
+        <w:tc>
+          <w:tcPr>
+            <w:tcW w:type="dxa" w:w="2160"/>
+          </w:tcPr>
+          <w:p/>
+        </w:tc>
+      </w:tr>
+      <w:tr>
+        <w:tc>
+          <w:tcPr>
+            <w:tcW w:type="dxa" w:w="1500"/>
+            <w:tcBorders>
+              <w:top w:val="single" w:color="CCCCCC" w:sz="1"/>
+              <w:left w:val="single" w:color="CCCCCC" w:sz="1"/>
+              <w:bottom w:val="single" w:color="CCCCCC" w:sz="1"/>
+              <w:right w:val="single" w:color="CCCCCC" w:sz="1"/>
+            </w:tcBorders>
+            <w:tcMar>
+              <w:top w:type="dxa" w:w="80"/>
+              <w:left w:type="dxa" w:w="120"/>
+              <w:bottom w:type="dxa" w:w="80"/>
+              <w:right w:type="dxa" w:w="120"/>
+            </w:tcMar>
+          </w:tcPr>
+          <w:p>
+            <w:r>
+              <w:t>{{ f['jurisdiction'] }}</w:t>
+            </w:r>
+          </w:p>
+        </w:tc>
+        <w:tc>
+          <w:tcPr>
+            <w:tcW w:type="dxa" w:w="2400"/>
+            <w:tcBorders>
+              <w:top w:val="single" w:color="CCCCCC" w:sz="1"/>
+              <w:left w:val="single" w:color="CCCCCC" w:sz="1"/>
+              <w:bottom w:val="single" w:color="CCCCCC" w:sz="1"/>
+              <w:right w:val="single" w:color="CCCCCC" w:sz="1"/>
+            </w:tcBorders>
+            <w:tcMar>
+              <w:top w:type="dxa" w:w="80"/>
+              <w:left w:type="dxa" w:w="120"/>
+              <w:bottom w:type="dxa" w:w="80"/>
+              <w:right w:type="dxa" w:w="120"/>
+            </w:tcMar>
+          </w:tcPr>
+          <w:p>
+            <w:r>
+              <w:rPr>
+                <w:b w:val="false"/>
+                <w:bCs w:val="false"/>
+              </w:rPr>
+              <w:t xml:space="preserve">{{ f['requirement'] }}</w:t>
+            </w:r>
+          </w:p>
+        </w:tc>
+        <w:tc>
+          <w:tcPr>
+            <w:tcW w:type="dxa" w:w="1500"/>
+            <w:tcBorders>
+              <w:top w:val="single" w:color="CCCCCC" w:sz="1"/>
+              <w:left w:val="single" w:color="CCCCCC" w:sz="1"/>
+              <w:bottom w:val="single" w:color="CCCCCC" w:sz="1"/>
+              <w:right w:val="single" w:color="CCCCCC" w:sz="1"/>
+            </w:tcBorders>
+            <w:tcMar>
+              <w:top w:type="dxa" w:w="80"/>
+              <w:left w:type="dxa" w:w="120"/>
+              <w:bottom w:type="dxa" w:w="80"/>
+              <w:right w:type="dxa" w:w="120"/>
+            </w:tcMar>
+          </w:tcPr>
+          <w:p>
+            <w:r>
+              <w:rPr>
+                <w:b w:val="false"/>
+                <w:bCs w:val="false"/>
+              </w:rPr>
+              <w:t xml:space="preserve">{{ f['authority'] }}</w:t>
+            </w:r>
+          </w:p>
+        </w:tc>
+        <w:tc>
+          <w:tcPr>
+            <w:tcW w:type="dxa" w:w="1800"/>
+            <w:tcBorders>
+              <w:top w:val="single" w:color="CCCCCC" w:sz="1"/>
+              <w:left w:val="single" w:color="CCCCCC" w:sz="1"/>
+              <w:bottom w:val="single" w:color="CCCCCC" w:sz="1"/>
+              <w:right w:val="single" w:color="CCCCCC" w:sz="1"/>
+            </w:tcBorders>
+            <w:tcMar>
+              <w:top w:type="dxa" w:w="80"/>
+              <w:left w:type="dxa" w:w="120"/>
+              <w:bottom w:type="dxa" w:w="80"/>
+              <w:right w:type="dxa" w:w="120"/>
+            </w:tcMar>
+          </w:tcPr>
+          <w:p>
+            <w:r>
+              <w:rPr>
+                <w:b w:val="false"/>
+                <w:bCs w:val="false"/>
+              </w:rPr>
+              <w:t xml:space="preserve">{{ f['current_state'] }}</w:t>
+            </w:r>
+          </w:p>
+        </w:tc>
+        <w:tc>
+          <w:tcPr>
+            <w:tcW w:type="dxa" w:w="1800"/>
+            <w:tcBorders>
+              <w:top w:val="single" w:color="CCCCCC" w:sz="1"/>
+              <w:left w:val="single" w:color="CCCCCC" w:sz="1"/>
+              <w:bottom w:val="single" w:color="CCCCCC" w:sz="1"/>
+              <w:right w:val="single" w:color="CCCCCC" w:sz="1"/>
+            </w:tcBorders>
+            <w:tcMar>
+              <w:top w:type="dxa" w:w="80"/>
+              <w:left w:type="dxa" w:w="120"/>
+              <w:bottom w:type="dxa" w:w="80"/>
+              <w:right w:type="dxa" w:w="120"/>
+            </w:tcMar>
+          </w:tcPr>
+          <w:p>
+            <w:r>
+              <w:rPr>
+                <w:b w:val="false"/>
+                <w:bCs w:val="false"/>
+              </w:rPr>
+              <w:t xml:space="preserve">{{ f['gap'] }}</w:t>
+            </w:r>
+          </w:p>
+        </w:tc>
+        <w:tc>
+          <w:tcPr>
+            <w:tcW w:type="dxa" w:w="1360"/>
+            <w:tcBorders>
+              <w:top w:val="single" w:color="CCCCCC" w:sz="1"/>
+              <w:left w:val="single" w:color="CCCCCC" w:sz="1"/>
+              <w:bottom w:val="single" w:color="CCCCCC" w:sz="1"/>
+              <w:right w:val="single" w:color="CCCCCC" w:sz="1"/>
+            </w:tcBorders>
+            <w:tcMar>
+              <w:top w:type="dxa" w:w="80"/>
+              <w:left w:type="dxa" w:w="120"/>
+              <w:bottom w:type="dxa" w:w="80"/>
+              <w:right w:type="dxa" w:w="120"/>
+            </w:tcMar>
+          </w:tcPr>
+          <w:p>
+            <w:r>
+              <w:rPr>
+                <w:b w:val="false"/>
+                <w:bCs w:val="false"/>
+              </w:rPr>
+              <w:t xml:space="preserve">{{ f['severity'] }}</w:t>
+            </w:r>
+          </w:p>
+        </w:tc>
+        <w:tc>
+          <w:tcPr>
+            <w:tcW w:type="dxa" w:w="2160"/>
+          </w:tcPr>
+          <w:p>
+            <w:r>
+              <w:t>{{ f['policy_section'] }}</w:t>
+            </w:r>
+          </w:p>
+        </w:tc>
+        <w:tc>
+          <w:tcPr>
+            <w:tcW w:type="dxa" w:w="2160"/>
+          </w:tcPr>
+          <w:p>
+            <w:r>
+              <w:t>{{ f['why_it_matters'] }}</w:t>
+            </w:r>
+          </w:p>
+        </w:tc>
+      </w:tr>
+      <w:tr>
+        <w:tc>
+          <w:tcPr>
+            <w:tcW w:type="dxa" w:w="1500"/>
+            <w:tcBorders>
+              <w:top w:val="single" w:color="CCCCCC" w:sz="1"/>
+              <w:left w:val="single" w:color="CCCCCC" w:sz="1"/>
+              <w:bottom w:val="single" w:color="CCCCCC" w:sz="1"/>
+              <w:right w:val="single" w:color="CCCCCC" w:sz="1"/>
+            </w:tcBorders>
+            <w:tcMar>
+              <w:top w:type="dxa" w:w="80"/>
+              <w:left w:type="dxa" w:w="120"/>
+              <w:bottom w:type="dxa" w:w="80"/>
+              <w:right w:type="dxa" w:w="120"/>
+            </w:tcMar>
+          </w:tcPr>
+          <w:p>
+            <w:r>
               <w:rPr>
                 <w:rFonts w:ascii="Consolas" w:cs="Consolas" w:eastAsia="Consolas" w:hAnsi="Consolas"/>
                 <w:b w:val="false"/>
                 <w:bCs w:val="false"/>
                 <w:color w:val="808080"/>
               </w:rPr>
-              <w:t xml:space="preserve">{%tr for f in matters[i].gap_analysis['all'] %}{{ f['jurisdiction'] }}</w:t>
+              <w:t xml:space="preserve">{%tr endfor %}</w:t>
             </w:r>
           </w:p>
         </w:tc>
@@ -398,7 +698,7 @@
                 <w:b w:val="false"/>
                 <w:bCs w:val="false"/>
               </w:rPr>
-              <w:t xml:space="preserve">{{ f['requirement'] }}</w:t>
+              <w:t xml:space="preserve"/>
             </w:r>
           </w:p>
         </w:tc>
@@ -424,7 +724,7 @@
                 <w:b w:val="false"/>
                 <w:bCs w:val="false"/>
               </w:rPr>
-              <w:t xml:space="preserve">{{ f['authority'] }}</w:t>
+              <w:t xml:space="preserve"/>
             </w:r>
           </w:p>
         </w:tc>
@@ -450,7 +750,7 @@
                 <w:b w:val="false"/>
                 <w:bCs w:val="false"/>
               </w:rPr>
-              <w:t xml:space="preserve">{{ f['current_state'] }}</w:t>
+              <w:t xml:space="preserve"/>
             </w:r>
           </w:p>
         </w:tc>
@@ -476,7 +776,7 @@
                 <w:b w:val="false"/>
                 <w:bCs w:val="false"/>
               </w:rPr>
-              <w:t xml:space="preserve">{{ f['gap'] }}</w:t>
+              <w:t xml:space="preserve"/>
             </w:r>
           </w:p>
         </w:tc>
@@ -502,7 +802,7 @@
                 <w:b w:val="false"/>
                 <w:bCs w:val="false"/>
               </w:rPr>
-              <w:t xml:space="preserve">{{ f['severity'] }}</w:t>
+              <w:t xml:space="preserve"/>
             </w:r>
           </w:p>
         </w:tc>
@@ -511,9 +811,7 @@
             <w:tcW w:type="dxa" w:w="2160"/>
           </w:tcPr>
           <w:p>
-            <w:r>
-              <w:t>{{ f['policy_section'] }}</w:t>
-            </w:r>
+            <w:r/>
           </w:p>
         </w:tc>
         <w:tc>
@@ -521,8 +819,121 @@
             <w:tcW w:type="dxa" w:w="2160"/>
           </w:tcPr>
           <w:p>
-            <w:r>
-              <w:t>{{ f['why_it_matters'] }}</w:t>
+            <w:r/>
+          </w:p>
+        </w:tc>
+      </w:tr>
+    </w:tbl>
+    <w:p>
+      <w:pPr>
+        <w:pStyle w:val="Heading2"/>
+      </w:pPr>
+      <w:r>
+        <w:t>3. Upcoming Obligations</w:t>
+      </w:r>
+    </w:p>
+    <w:p>
+      <w:r>
+        <w:t>The following jurisdictions were detected as applicable to the organisation’s operational footprint but are not yet in force. These are not compliance gaps against a current legal duty — they are advance notice so the organisation can prepare ahead of each law’s effective date rather than scrambling once it takes effect.</w:t>
+      </w:r>
+    </w:p>
+    <w:p>
+      <w:r>
+        <w:t>{%p if matters[i].gap_analysis['upcoming_obligations'] %}</w:t>
+      </w:r>
+    </w:p>
+    <w:tbl>
+      <w:tblPr>
+        <w:tblW w:type="dxa" w:w="10360"/>
+        <w:tblBorders>
+          <w:top w:val="single" w:color="auto" w:sz="4"/>
+          <w:left w:val="single" w:color="auto" w:sz="4"/>
+          <w:bottom w:val="single" w:color="auto" w:sz="4"/>
+          <w:right w:val="single" w:color="auto" w:sz="4"/>
+          <w:insideH w:val="single" w:color="auto" w:sz="4"/>
+          <w:insideV w:val="single" w:color="auto" w:sz="4"/>
+        </w:tblBorders>
+      </w:tblPr>
+      <w:tblGrid>
+        <w:gridCol w:w="1500"/>
+        <w:gridCol w:w="2400"/>
+        <w:gridCol w:w="1500"/>
+        <w:gridCol w:w="1800"/>
+        <w:gridCol w:w="1800"/>
+        <w:gridCol w:w="1360"/>
+        <w:gridCol w:w="2160"/>
+        <w:gridCol w:w="2160"/>
+      </w:tblGrid>
+      <w:tr>
+        <w:trPr>
+          <w:tblHeader/>
+        </w:trPr>
+        <w:tc>
+          <w:tcPr>
+            <w:tcW w:type="dxa" w:w="1500"/>
+            <w:tcBorders>
+              <w:top w:val="single" w:color="CCCCCC" w:sz="1"/>
+              <w:left w:val="single" w:color="CCCCCC" w:sz="1"/>
+              <w:bottom w:val="single" w:color="CCCCCC" w:sz="1"/>
+              <w:right w:val="single" w:color="CCCCCC" w:sz="1"/>
+            </w:tcBorders>
+            <w:shd w:fill="D9E2F0" w:val="clear"/>
+            <w:tcMar>
+              <w:top w:type="dxa" w:w="80"/>
+              <w:left w:type="dxa" w:w="120"/>
+              <w:bottom w:type="dxa" w:w="80"/>
+              <w:right w:type="dxa" w:w="120"/>
+            </w:tcMar>
+          </w:tcPr>
+          <w:p>
+            <w:r>
+              <w:t>Jurisdiction</w:t>
+            </w:r>
+          </w:p>
+        </w:tc>
+        <w:tc>
+          <w:tcPr>
+            <w:tcW w:type="dxa" w:w="2400"/>
+            <w:tcBorders>
+              <w:top w:val="single" w:color="CCCCCC" w:sz="1"/>
+              <w:left w:val="single" w:color="CCCCCC" w:sz="1"/>
+              <w:bottom w:val="single" w:color="CCCCCC" w:sz="1"/>
+              <w:right w:val="single" w:color="CCCCCC" w:sz="1"/>
+            </w:tcBorders>
+            <w:shd w:fill="D9E2F0" w:val="clear"/>
+            <w:tcMar>
+              <w:top w:type="dxa" w:w="80"/>
+              <w:left w:type="dxa" w:w="120"/>
+              <w:bottom w:type="dxa" w:w="80"/>
+              <w:right w:type="dxa" w:w="120"/>
+            </w:tcMar>
+          </w:tcPr>
+          <w:p>
+            <w:r>
+              <w:t>Effective Date</w:t>
+            </w:r>
+          </w:p>
+        </w:tc>
+        <w:tc>
+          <w:tcPr>
+            <w:tcW w:type="dxa" w:w="1500"/>
+            <w:tcBorders>
+              <w:top w:val="single" w:color="CCCCCC" w:sz="1"/>
+              <w:left w:val="single" w:color="CCCCCC" w:sz="1"/>
+              <w:bottom w:val="single" w:color="CCCCCC" w:sz="1"/>
+              <w:right w:val="single" w:color="CCCCCC" w:sz="1"/>
+            </w:tcBorders>
+            <w:shd w:fill="D9E2F0" w:val="clear"/>
+            <w:tcMar>
+              <w:top w:type="dxa" w:w="80"/>
+              <w:left w:type="dxa" w:w="120"/>
+              <w:bottom w:type="dxa" w:w="80"/>
+              <w:right w:type="dxa" w:w="120"/>
+            </w:tcMar>
+          </w:tcPr>
+          <w:p>
+            <w:r>
+              <w:t>Status</w:t>
             </w:r>
           </w:p>
         </w:tc>
@@ -546,13 +957,7 @@
           </w:tcPr>
           <w:p>
             <w:r>
-              <w:rPr>
-                <w:rFonts w:ascii="Consolas" w:cs="Consolas" w:eastAsia="Consolas" w:hAnsi="Consolas"/>
-                <w:b w:val="false"/>
-                <w:bCs w:val="false"/>
-                <w:color w:val="808080"/>
-              </w:rPr>
-              <w:t xml:space="preserve">{%tr endfor %}</w:t>
+              <w:t>{%tr for j in matters[i].gap_analysis['upcoming_obligations'] %}</w:t>
             </w:r>
           </w:p>
         </w:tc>
@@ -572,15 +977,7 @@
               <w:right w:type="dxa" w:w="120"/>
             </w:tcMar>
           </w:tcPr>
-          <w:p>
-            <w:r>
-              <w:rPr>
-                <w:b w:val="false"/>
-                <w:bCs w:val="false"/>
-              </w:rPr>
-              <w:t xml:space="preserve"/>
-            </w:r>
-          </w:p>
+          <w:p/>
         </w:tc>
         <w:tc>
           <w:tcPr>
@@ -598,112 +995,153 @@
               <w:right w:type="dxa" w:w="120"/>
             </w:tcMar>
           </w:tcPr>
-          <w:p>
-            <w:r>
-              <w:rPr>
-                <w:b w:val="false"/>
-                <w:bCs w:val="false"/>
-              </w:rPr>
-              <w:t xml:space="preserve"/>
-            </w:r>
-          </w:p>
-        </w:tc>
-        <w:tc>
-          <w:tcPr>
-            <w:tcW w:type="dxa" w:w="1800"/>
-            <w:tcBorders>
-              <w:top w:val="single" w:color="CCCCCC" w:sz="1"/>
-              <w:left w:val="single" w:color="CCCCCC" w:sz="1"/>
-              <w:bottom w:val="single" w:color="CCCCCC" w:sz="1"/>
-              <w:right w:val="single" w:color="CCCCCC" w:sz="1"/>
-            </w:tcBorders>
-            <w:tcMar>
-              <w:top w:type="dxa" w:w="80"/>
-              <w:left w:type="dxa" w:w="120"/>
-              <w:bottom w:type="dxa" w:w="80"/>
-              <w:right w:type="dxa" w:w="120"/>
-            </w:tcMar>
-          </w:tcPr>
-          <w:p>
-            <w:r>
-              <w:rPr>
-                <w:b w:val="false"/>
-                <w:bCs w:val="false"/>
-              </w:rPr>
-              <w:t xml:space="preserve"/>
-            </w:r>
-          </w:p>
-        </w:tc>
-        <w:tc>
-          <w:tcPr>
-            <w:tcW w:type="dxa" w:w="1800"/>
-            <w:tcBorders>
-              <w:top w:val="single" w:color="CCCCCC" w:sz="1"/>
-              <w:left w:val="single" w:color="CCCCCC" w:sz="1"/>
-              <w:bottom w:val="single" w:color="CCCCCC" w:sz="1"/>
-              <w:right w:val="single" w:color="CCCCCC" w:sz="1"/>
-            </w:tcBorders>
-            <w:tcMar>
-              <w:top w:type="dxa" w:w="80"/>
-              <w:left w:type="dxa" w:w="120"/>
-              <w:bottom w:type="dxa" w:w="80"/>
-              <w:right w:type="dxa" w:w="120"/>
-            </w:tcMar>
-          </w:tcPr>
-          <w:p>
-            <w:r>
-              <w:rPr>
-                <w:b w:val="false"/>
-                <w:bCs w:val="false"/>
-              </w:rPr>
-              <w:t xml:space="preserve"/>
-            </w:r>
-          </w:p>
-        </w:tc>
-        <w:tc>
-          <w:tcPr>
-            <w:tcW w:type="dxa" w:w="1360"/>
-            <w:tcBorders>
-              <w:top w:val="single" w:color="CCCCCC" w:sz="1"/>
-              <w:left w:val="single" w:color="CCCCCC" w:sz="1"/>
-              <w:bottom w:val="single" w:color="CCCCCC" w:sz="1"/>
-              <w:right w:val="single" w:color="CCCCCC" w:sz="1"/>
-            </w:tcBorders>
-            <w:tcMar>
-              <w:top w:type="dxa" w:w="80"/>
-              <w:left w:type="dxa" w:w="120"/>
-              <w:bottom w:type="dxa" w:w="80"/>
-              <w:right w:type="dxa" w:w="120"/>
-            </w:tcMar>
-          </w:tcPr>
-          <w:p>
-            <w:r>
-              <w:rPr>
-                <w:b w:val="false"/>
-                <w:bCs w:val="false"/>
-              </w:rPr>
-              <w:t xml:space="preserve"/>
-            </w:r>
-          </w:p>
-        </w:tc>
-        <w:tc>
-          <w:tcPr>
-            <w:tcW w:type="dxa" w:w="2160"/>
-          </w:tcPr>
-          <w:p>
-            <w:r/>
-          </w:p>
-        </w:tc>
-        <w:tc>
-          <w:tcPr>
-            <w:tcW w:type="dxa" w:w="2160"/>
-          </w:tcPr>
-          <w:p>
-            <w:r/>
-          </w:p>
+          <w:p/>
+        </w:tc>
+      </w:tr>
+      <w:tr>
+        <w:tc>
+          <w:tcPr>
+            <w:tcW w:type="dxa" w:w="1500"/>
+            <w:tcBorders>
+              <w:top w:val="single" w:color="CCCCCC" w:sz="1"/>
+              <w:left w:val="single" w:color="CCCCCC" w:sz="1"/>
+              <w:bottom w:val="single" w:color="CCCCCC" w:sz="1"/>
+              <w:right w:val="single" w:color="CCCCCC" w:sz="1"/>
+            </w:tcBorders>
+            <w:tcMar>
+              <w:top w:type="dxa" w:w="80"/>
+              <w:left w:type="dxa" w:w="120"/>
+              <w:bottom w:type="dxa" w:w="80"/>
+              <w:right w:type="dxa" w:w="120"/>
+            </w:tcMar>
+          </w:tcPr>
+          <w:p>
+            <w:r>
+              <w:t>{{ j['name'] }}</w:t>
+            </w:r>
+          </w:p>
+        </w:tc>
+        <w:tc>
+          <w:tcPr>
+            <w:tcW w:type="dxa" w:w="2400"/>
+            <w:tcBorders>
+              <w:top w:val="single" w:color="CCCCCC" w:sz="1"/>
+              <w:left w:val="single" w:color="CCCCCC" w:sz="1"/>
+              <w:bottom w:val="single" w:color="CCCCCC" w:sz="1"/>
+              <w:right w:val="single" w:color="CCCCCC" w:sz="1"/>
+            </w:tcBorders>
+            <w:tcMar>
+              <w:top w:type="dxa" w:w="80"/>
+              <w:left w:type="dxa" w:w="120"/>
+              <w:bottom w:type="dxa" w:w="80"/>
+              <w:right w:type="dxa" w:w="120"/>
+            </w:tcMar>
+          </w:tcPr>
+          <w:p>
+            <w:r>
+              <w:t>{{ j['effective_date'] }}</w:t>
+            </w:r>
+          </w:p>
+        </w:tc>
+        <w:tc>
+          <w:tcPr>
+            <w:tcW w:type="dxa" w:w="1500"/>
+            <w:tcBorders>
+              <w:top w:val="single" w:color="CCCCCC" w:sz="1"/>
+              <w:left w:val="single" w:color="CCCCCC" w:sz="1"/>
+              <w:bottom w:val="single" w:color="CCCCCC" w:sz="1"/>
+              <w:right w:val="single" w:color="CCCCCC" w:sz="1"/>
+            </w:tcBorders>
+            <w:tcMar>
+              <w:top w:type="dxa" w:w="80"/>
+              <w:left w:type="dxa" w:w="120"/>
+              <w:bottom w:type="dxa" w:w="80"/>
+              <w:right w:type="dxa" w:w="120"/>
+            </w:tcMar>
+          </w:tcPr>
+          <w:p>
+            <w:r>
+              <w:t>Not yet in effect — {{ j['reason'] }}</w:t>
+            </w:r>
+          </w:p>
+        </w:tc>
+      </w:tr>
+      <w:tr>
+        <w:tc>
+          <w:tcPr>
+            <w:tcW w:type="dxa" w:w="1500"/>
+            <w:tcBorders>
+              <w:top w:val="single" w:color="CCCCCC" w:sz="1"/>
+              <w:left w:val="single" w:color="CCCCCC" w:sz="1"/>
+              <w:bottom w:val="single" w:color="CCCCCC" w:sz="1"/>
+              <w:right w:val="single" w:color="CCCCCC" w:sz="1"/>
+            </w:tcBorders>
+            <w:tcMar>
+              <w:top w:type="dxa" w:w="80"/>
+              <w:left w:type="dxa" w:w="120"/>
+              <w:bottom w:type="dxa" w:w="80"/>
+              <w:right w:type="dxa" w:w="120"/>
+            </w:tcMar>
+          </w:tcPr>
+          <w:p>
+            <w:r>
+              <w:t>{%tr endfor %}</w:t>
+            </w:r>
+          </w:p>
+        </w:tc>
+        <w:tc>
+          <w:tcPr>
+            <w:tcW w:type="dxa" w:w="2400"/>
+            <w:tcBorders>
+              <w:top w:val="single" w:color="CCCCCC" w:sz="1"/>
+              <w:left w:val="single" w:color="CCCCCC" w:sz="1"/>
+              <w:bottom w:val="single" w:color="CCCCCC" w:sz="1"/>
+              <w:right w:val="single" w:color="CCCCCC" w:sz="1"/>
+            </w:tcBorders>
+            <w:tcMar>
+              <w:top w:type="dxa" w:w="80"/>
+              <w:left w:type="dxa" w:w="120"/>
+              <w:bottom w:type="dxa" w:w="80"/>
+              <w:right w:type="dxa" w:w="120"/>
+            </w:tcMar>
+          </w:tcPr>
+          <w:p/>
+        </w:tc>
+        <w:tc>
+          <w:tcPr>
+            <w:tcW w:type="dxa" w:w="1500"/>
+            <w:tcBorders>
+              <w:top w:val="single" w:color="CCCCCC" w:sz="1"/>
+              <w:left w:val="single" w:color="CCCCCC" w:sz="1"/>
+              <w:bottom w:val="single" w:color="CCCCCC" w:sz="1"/>
+              <w:right w:val="single" w:color="CCCCCC" w:sz="1"/>
+            </w:tcBorders>
+            <w:tcMar>
+              <w:top w:type="dxa" w:w="80"/>
+              <w:left w:type="dxa" w:w="120"/>
+              <w:bottom w:type="dxa" w:w="80"/>
+              <w:right w:type="dxa" w:w="120"/>
+            </w:tcMar>
+          </w:tcPr>
+          <w:p/>
         </w:tc>
       </w:tr>
     </w:tbl>
+    <w:p>
+      <w:r>
+        <w:t>{%p else %}</w:t>
+      </w:r>
+    </w:p>
+    <w:p>
+      <w:r>
+        <w:t>No upcoming obligations identified — every detected jurisdiction is currently in effect.</w:t>
+      </w:r>
+    </w:p>
+    <w:p>
+      <w:r>
+        <w:t>{%p endif %}</w:t>
+      </w:r>
+    </w:p>
     <w:sectPr>
       <w:pgSz w:w="12240" w:h="15840" w:orient="portrait"/>
       <w:pgMar w:top="1440" w:right="1440" w:bottom="1440" w:left="1440" w:header="708" w:footer="708" w:gutter="0"/>
